--- a/.claude/skills/rfq-from-config/assets/rfq_template.docx
+++ b/.claude/skills/rfq-from-config/assets/rfq_template.docx
@@ -681,67 +681,6 @@
                 <w:lang w:val="en-US"/>
               </w:rPr>
             </w:pPr>
-            <w:r>
-              <w:rPr>
-                <w:noProof/>
-                <w:lang w:val="en-US"/>
-              </w:rPr>
-              <w:drawing>
-                <wp:anchor distT="0" distB="0" distL="114300" distR="114300" simplePos="0" relativeHeight="251658240" behindDoc="0" locked="0" layoutInCell="1" allowOverlap="1" wp14:anchorId="6F5428EC" wp14:editId="27E94EC3">
-                  <wp:simplePos x="0" y="0"/>
-                  <wp:positionH relativeFrom="column">
-                    <wp:posOffset>983817</wp:posOffset>
-                  </wp:positionH>
-                  <wp:positionV relativeFrom="paragraph">
-                    <wp:posOffset>71541</wp:posOffset>
-                  </wp:positionV>
-                  <wp:extent cx="4493462" cy="3594911"/>
-                  <wp:effectExtent l="0" t="0" r="2540" b="5715"/>
-                  <wp:wrapNone/>
-                  <wp:docPr id="566476564" name="Immagine 1"/>
-                  <wp:cNvGraphicFramePr>
-                    <a:graphicFrameLocks xmlns:a="http://schemas.openxmlformats.org/drawingml/2006/main" noChangeAspect="1"/>
-                  </wp:cNvGraphicFramePr>
-                  <a:graphic xmlns:a="http://schemas.openxmlformats.org/drawingml/2006/main">
-                    <a:graphicData uri="http://schemas.openxmlformats.org/drawingml/2006/picture">
-                      <pic:pic xmlns:pic="http://schemas.openxmlformats.org/drawingml/2006/picture">
-                        <pic:nvPicPr>
-                          <pic:cNvPr id="566476564" name="Immagine 1"/>
-                          <pic:cNvPicPr/>
-                        </pic:nvPicPr>
-                        <pic:blipFill>
-                          <a:blip r:embed="rId11" cstate="print">
-                            <a:extLst>
-                              <a:ext uri="{28A0092B-C50C-407E-A947-70E740481C1C}">
-                                <a14:useLocalDpi xmlns:a14="http://schemas.microsoft.com/office/drawing/2010/main" val="0"/>
-                              </a:ext>
-                            </a:extLst>
-                          </a:blip>
-                          <a:stretch>
-                            <a:fillRect/>
-                          </a:stretch>
-                        </pic:blipFill>
-                        <pic:spPr>
-                          <a:xfrm>
-                            <a:off x="0" y="0"/>
-                            <a:ext cx="4493462" cy="3594911"/>
-                          </a:xfrm>
-                          <a:prstGeom prst="rect">
-                            <a:avLst/>
-                          </a:prstGeom>
-                        </pic:spPr>
-                      </pic:pic>
-                    </a:graphicData>
-                  </a:graphic>
-                  <wp14:sizeRelH relativeFrom="margin">
-                    <wp14:pctWidth>0</wp14:pctWidth>
-                  </wp14:sizeRelH>
-                  <wp14:sizeRelV relativeFrom="margin">
-                    <wp14:pctHeight>0</wp14:pctHeight>
-                  </wp14:sizeRelV>
-                </wp:anchor>
-              </w:drawing>
-            </w:r>
           </w:p>
           <w:p>
             <w:pPr>
